--- a/docs/clients/group-order/Group2_Esperia_Energy/contracts/LTSA-Galascope-Esperia-may2026.docx
+++ b/docs/clients/group-order/Group2_Esperia_Energy/contracts/LTSA-Galascope-Esperia-may2026.docx
@@ -220,7 +220,7 @@
           <w:b w:val="0"/>
           <w:sz w:val="20"/>
         </w:rPr>
-        <w:t>a company incorporated under the laws of [●], with registered office at [●]</w:t>
+        <w:t>a company incorporated under the laws of the Republic of Cyprus, with registered office at Karaiskaki 6, City House, 3032 Limassol, Cyprus, Registration No. HE 303759</w:t>
       </w:r>
     </w:p>
     <w:p>

--- a/docs/clients/group-order/Group2_Esperia_Energy/contracts/LTSA-Galascope-Esperia-may2026.docx
+++ b/docs/clients/group-order/Group2_Esperia_Energy/contracts/LTSA-Galascope-Esperia-may2026.docx
@@ -751,7 +751,7 @@
           <w:b w:val="0"/>
           <w:sz w:val="20"/>
         </w:rPr>
-        <w:t>(b) Bi-annual preventive maintenance visits (every six months);</w:t>
+        <w:t>(b) Quarterly preventive maintenance visits (every three months);</w:t>
       </w:r>
     </w:p>
     <w:p>
@@ -1408,7 +1408,7 @@
           <w:b w:val="0"/>
           <w:sz w:val="20"/>
         </w:rPr>
-        <w:t>(b) Bi-Annual On-Site Maintenance Visits: Comprehensive on-site inspection and maintenance by qualified personnel, conducted every six (6) months (two visits per year).</w:t>
+        <w:t>(b) Quarterly On-Site Maintenance Visits: Comprehensive on-site inspection and maintenance by qualified personnel, conducted every three (3) months (four visits per year), as required by the OEM to maintain warranty validity.</w:t>
       </w:r>
     </w:p>
     <w:p>
@@ -1507,7 +1507,7 @@
           <w:b w:val="0"/>
           <w:sz w:val="20"/>
         </w:rPr>
-        <w:t>6.5 Bi-Annual Maintenance Visit Scope</w:t>
+        <w:t>6.5 Quarterly Maintenance Visit Scope</w:t>
       </w:r>
     </w:p>
     <w:p>
@@ -1777,7 +1777,7 @@
           <w:b w:val="0"/>
           <w:sz w:val="20"/>
         </w:rPr>
-        <w:t>(a) Bi-Annual Maintenance Visits shall be scheduled at least thirty (30) days in advance, at mutually agreed dates approximately six (6) months apart.</w:t>
+        <w:t>(a) Quarterly Maintenance Visits shall be scheduled at least thirty (30) days in advance, at mutually agreed dates approximately three (3) months apart.</w:t>
       </w:r>
     </w:p>
     <w:p>
@@ -2065,7 +2065,7 @@
           <w:b w:val="0"/>
           <w:sz w:val="20"/>
         </w:rPr>
-        <w:t>(d) Escalation Protocol: If the primary duty technician does not acknowledge a Critical Alert within thirty (30) minutes, the system shall automatically escalate to the backup technician and operations manager.</w:t>
+        <w:t>(d) Escalation Protocol: If the primary duty technician does not acknowledge a Critical Alert within one (1) hour, the system shall automatically escalate to the backup technician and operations manager.</w:t>
       </w:r>
     </w:p>
     <w:p>
@@ -2092,16 +2092,16 @@
           <w:b w:val="0"/>
           <w:sz w:val="20"/>
         </w:rPr>
-        <w:t>(a) Critical Alerts: Initial remote response within two (2) hours; on-site attendance (if required) within eight (8) hours.</w:t>
-      </w:r>
-    </w:p>
-    <w:p>
-      <w:r>
-        <w:rPr>
-          <w:b w:val="0"/>
-          <w:sz w:val="20"/>
-        </w:rPr>
-        <w:t>(b) Major Alerts: Initial remote response within eight (8) hours; on-site attendance (if required) within forty-eight (48) hours.</w:t>
+        <w:t>(a) Critical Alerts: Initial remote response within four (4) hours; on-site attendance (if required) by the end of the next Business Day. For any safety risk the Service Provider shall apply immediate remote isolation or safe-shutdown.</w:t>
+      </w:r>
+    </w:p>
+    <w:p>
+      <w:r>
+        <w:rPr>
+          <w:b w:val="0"/>
+          <w:sz w:val="20"/>
+        </w:rPr>
+        <w:t>(b) Major Alerts: Initial remote response within one (1) Business Day; on-site attendance (if required) within five (5) Business Days.</w:t>
       </w:r>
     </w:p>
     <w:p>
@@ -2299,16 +2299,16 @@
           <w:b w:val="0"/>
           <w:sz w:val="20"/>
         </w:rPr>
-        <w:t>(a) Critical Alert Breach: Where the Service Provider fails to achieve on-site attendance within the eight (8) hour commitment for a Critical Alert, the Client shall be entitled to a service credit of one hundred euros (€100) for each full hour of delay beyond the eight (8) hour commitment, up to a maximum of one thousand euros (€1,000) per incident.</w:t>
-      </w:r>
-    </w:p>
-    <w:p>
-      <w:r>
-        <w:rPr>
-          <w:b w:val="0"/>
-          <w:sz w:val="20"/>
-        </w:rPr>
-        <w:t>(b) Major Alert Breach: Where the Service Provider fails to achieve on-site attendance within the forty-eight (48) hour commitment for a Major Alert, the Client shall be entitled to a service credit of fifty euros (€50) for each full hour of delay beyond the forty-eight (48) hour commitment, up to a maximum of five hundred euros (€500) per incident.</w:t>
+        <w:t>(a) Critical Alert Breach: Where the Service Provider fails to achieve on-site attendance by the next-Business-Day commitment for a Critical Alert, the Client shall be entitled to a service credit of one hundred euros (€100) for each Business Day of delay beyond that commitment, up to a maximum of one thousand euros (€1,000) per incident.</w:t>
+      </w:r>
+    </w:p>
+    <w:p>
+      <w:r>
+        <w:rPr>
+          <w:b w:val="0"/>
+          <w:sz w:val="20"/>
+        </w:rPr>
+        <w:t>(b) Major Alert Breach: Where the Service Provider fails to achieve on-site attendance within the five (5) Business Day commitment for a Major Alert, the Client shall be entitled to a service credit of fifty euros (€50) for each Business Day of delay beyond that commitment, up to a maximum of five hundred euros (€500) per incident.</w:t>
       </w:r>
     </w:p>
     <w:p>
@@ -2362,16 +2362,16 @@
           <w:b w:val="0"/>
           <w:sz w:val="20"/>
         </w:rPr>
-        <w:t>(a) Acknowledgement: All Critical Alerts shall be acknowledged by the duty technician within thirty (30) minutes of alert generation.</w:t>
-      </w:r>
-    </w:p>
-    <w:p>
-      <w:r>
-        <w:rPr>
-          <w:b w:val="0"/>
-          <w:sz w:val="20"/>
-        </w:rPr>
-        <w:t>(b) Auto-Escalation: If the primary duty technician does not acknowledge a Critical Alert within thirty (30) minutes, the Monitoring Platform shall automatically escalate the alert to the backup technician and the operations manager simultaneously.</w:t>
+        <w:t>(a) Acknowledgement: All Critical Alerts shall be acknowledged by the duty technician within one (1) hour of alert generation.</w:t>
+      </w:r>
+    </w:p>
+    <w:p>
+      <w:r>
+        <w:rPr>
+          <w:b w:val="0"/>
+          <w:sz w:val="20"/>
+        </w:rPr>
+        <w:t>(b) Auto-Escalation: If the primary duty technician does not acknowledge a Critical Alert within one (1) hour, the Monitoring Platform shall automatically escalate the alert to the backup technician and the operations manager simultaneously.</w:t>
       </w:r>
     </w:p>
     <w:p>
@@ -2407,7 +2407,7 @@
           <w:b w:val="0"/>
           <w:sz w:val="20"/>
         </w:rPr>
-        <w:t>(a) The Response Time commitments set out in Section 8.2 for Critical Alerts and Major Alerts apply on a twenty-four hours a day, seven days a week, three hundred and sixty-five days a year (24/7/365) basis, including weekends, public holidays, and night hours.</w:t>
+        <w:t>(a) The Response Time commitments set out in Section 8.2 for Critical Alerts and Major Alerts operate as follows: remote monitoring and remote response operate 24/7/365. On-site attendance commitments under Section 8.2 apply on Business Days; for Critical Alerts arising on weekends, public holidays, or night hours, on-site attendance is on a reasonable-endeavours basis with immediate remote isolation available, and the annual Availability Guarantee (Section 9) is the primary performance commitment.</w:t>
       </w:r>
     </w:p>
     <w:p>
@@ -7087,7 +7087,7 @@
         <w:rPr>
           <w:sz w:val="20"/>
         </w:rPr>
-        <w:t>Bi-annual on-site maintenance visits (2 per year)</w:t>
+        <w:t>Quarterly on-site maintenance visits (4 per year)</w:t>
       </w:r>
     </w:p>
     <w:p>
